--- a/server/templates/reports/FO-PO-PSM-64-09 FORMATO PARA LA ELABORACIÓN DE INFORMES TÉCNICOS DE ESTUDIO DE CARACTERIZACIÓN DE RESPEL-plantilla.docx
+++ b/server/templates/reports/FO-PO-PSM-64-09 FORMATO PARA LA ELABORACIÓN DE INFORMES TÉCNICOS DE ESTUDIO DE CARACTERIZACIÓN DE RESPEL-plantilla.docx
@@ -4385,7 +4385,7 @@
             <w:noProof/>
             <w:szCs w:val="20"/>
           </w:rPr>
-          <w:t>Fotografía 1. XXXX</w:t>
+          <w:t>Fotografía 1. {descripcion_foto1}</w:t>
         </w:r>
         <w:r>
           <w:rPr>
@@ -4467,7 +4467,7 @@
             <w:noProof/>
             <w:szCs w:val="20"/>
           </w:rPr>
-          <w:t>Fotografía 2. XXXX</w:t>
+          <w:t>Fotografía 2. {descripcion_foto2}</w:t>
         </w:r>
         <w:r>
           <w:rPr>
@@ -9276,7 +9276,7 @@
           <w:highlight w:val="cyan"/>
           <w:lang w:eastAsia="en-US"/>
         </w:rPr>
-        <w:t>XXXX</w:t>
+        <w:t>{fuente_anio}</w:t>
       </w:r>
       <w:r>
         <w:rPr>
@@ -9550,7 +9550,7 @@
           <w:highlight w:val="cyan"/>
           <w:lang w:eastAsia="en-US"/>
         </w:rPr>
-        <w:t>XXXX</w:t>
+        <w:t>{fuente_anio}</w:t>
       </w:r>
       <w:r>
         <w:rPr>
@@ -9975,7 +9975,7 @@
           <w:highlight w:val="cyan"/>
           <w:lang w:eastAsia="en-US"/>
         </w:rPr>
-        <w:t>XXXX</w:t>
+        <w:t>{fuente_anio}</w:t>
       </w:r>
       <w:r>
         <w:rPr>
@@ -10372,7 +10372,7 @@
           <w:highlight w:val="cyan"/>
           <w:lang w:eastAsia="en-US"/>
         </w:rPr>
-        <w:t>XXXX</w:t>
+        <w:t>{fuente_anio}</w:t>
       </w:r>
       <w:r>
         <w:rPr>
@@ -19304,7 +19304,7 @@
           <w:szCs w:val="20"/>
           <w:highlight w:val="cyan"/>
         </w:rPr>
-        <w:t>XXXX</w:t>
+        <w:t>{fuente_anio}</w:t>
       </w:r>
       <w:r>
         <w:rPr>

--- a/server/templates/reports/FO-PO-PSM-64-09 FORMATO PARA LA ELABORACIÓN DE INFORMES TÉCNICOS DE ESTUDIO DE CARACTERIZACIÓN DE RESPEL-plantilla.docx
+++ b/server/templates/reports/FO-PO-PSM-64-09 FORMATO PARA LA ELABORACIÓN DE INFORMES TÉCNICOS DE ESTUDIO DE CARACTERIZACIÓN DE RESPEL-plantilla.docx
@@ -187,7 +187,7 @@
           <w:szCs w:val="56"/>
           <w:highlight w:val="cyan"/>
         </w:rPr>
-        <w:t>NOMBRE CLIENTE</w:t>
+        <w:t>{nombre_cliente}</w:t>
       </w:r>
     </w:p>
     <w:p>
@@ -216,7 +216,7 @@
           <w:szCs w:val="40"/>
           <w:highlight w:val="cyan"/>
         </w:rPr>
-        <w:t xml:space="preserve">PROYECTO, </w:t>
+        <w:t xml:space="preserve">{proyecto_sede}</w:t>
       </w:r>
       <w:commentRangeStart w:id="2"/>
       <w:r>
@@ -228,7 +228,7 @@
           <w:szCs w:val="40"/>
           <w:highlight w:val="cyan"/>
         </w:rPr>
-        <w:t>SEDE</w:t>
+        <w:t/>
       </w:r>
       <w:commentRangeEnd w:id="2"/>
       <w:r>
@@ -6097,7 +6097,7 @@
           <w:szCs w:val="22"/>
           <w:highlight w:val="cyan"/>
         </w:rPr>
-        <w:t>NOMBRE CLIENTE,</w:t>
+        <w:t>{nombre_cliente},</w:t>
       </w:r>
       <w:r>
         <w:rPr>
@@ -8803,7 +8803,7 @@
           <w:lang w:eastAsia="en-US"/>
           <w14:ligatures w14:val="standardContextual"/>
         </w:rPr>
-        <w:t>El contenido de este apartado deberá ajustarse conforme al objeto de estudio y lo indicado en plan de muestreo. A continuación, se presentan los diferentes escenarios establecidos, de los cuales deberá conservarse únicamente aquel que corresponda a las características y alcance del estudio desarrollado.</w:t>
+        <w:t/>
       </w:r>
       <w:commentRangeEnd w:id="94"/>
       <w:r>

--- a/server/templates/reports/FO-PO-PSM-64-09 FORMATO PARA LA ELABORACIÓN DE INFORMES TÉCNICOS DE ESTUDIO DE CARACTERIZACIÓN DE RESPEL-plantilla.docx
+++ b/server/templates/reports/FO-PO-PSM-64-09 FORMATO PARA LA ELABORACIÓN DE INFORMES TÉCNICOS DE ESTUDIO DE CARACTERIZACIÓN DE RESPEL-plantilla.docx
@@ -187,7 +187,7 @@
           <w:szCs w:val="56"/>
           <w:highlight w:val="cyan"/>
         </w:rPr>
-        <w:t>{nombre_cliente}</w:t>
+        <w:t>NOMBRE CLIENTE</w:t>
       </w:r>
     </w:p>
     <w:p>
@@ -216,7 +216,7 @@
           <w:szCs w:val="40"/>
           <w:highlight w:val="cyan"/>
         </w:rPr>
-        <w:t xml:space="preserve">{proyecto_sede}</w:t>
+        <w:t xml:space="preserve">PROYECTO, </w:t>
       </w:r>
       <w:commentRangeStart w:id="2"/>
       <w:r>
@@ -228,7 +228,7 @@
           <w:szCs w:val="40"/>
           <w:highlight w:val="cyan"/>
         </w:rPr>
-        <w:t/>
+        <w:t>SEDE</w:t>
       </w:r>
       <w:commentRangeEnd w:id="2"/>
       <w:r>
@@ -4385,7 +4385,7 @@
             <w:noProof/>
             <w:szCs w:val="20"/>
           </w:rPr>
-          <w:t>Fotografía 1. {descripcion_foto1}</w:t>
+          <w:t>Fotografía 1. XXXX</w:t>
         </w:r>
         <w:r>
           <w:rPr>
@@ -4467,7 +4467,7 @@
             <w:noProof/>
             <w:szCs w:val="20"/>
           </w:rPr>
-          <w:t>Fotografía 2. {descripcion_foto2}</w:t>
+          <w:t>Fotografía 2. XXXX</w:t>
         </w:r>
         <w:r>
           <w:rPr>
@@ -6097,7 +6097,7 @@
           <w:szCs w:val="22"/>
           <w:highlight w:val="cyan"/>
         </w:rPr>
-        <w:t>{nombre_cliente},</w:t>
+        <w:t>NOMBRE CLIENTE,</w:t>
       </w:r>
       <w:r>
         <w:rPr>
@@ -8803,7 +8803,7 @@
           <w:lang w:eastAsia="en-US"/>
           <w14:ligatures w14:val="standardContextual"/>
         </w:rPr>
-        <w:t/>
+        <w:t>El contenido de este apartado deberá ajustarse conforme al objeto de estudio y lo indicado en plan de muestreo. A continuación, se presentan los diferentes escenarios establecidos, de los cuales deberá conservarse únicamente aquel que corresponda a las características y alcance del estudio desarrollado.</w:t>
       </w:r>
       <w:commentRangeEnd w:id="94"/>
       <w:r>
@@ -9276,7 +9276,7 @@
           <w:highlight w:val="cyan"/>
           <w:lang w:eastAsia="en-US"/>
         </w:rPr>
-        <w:t>{fuente_anio}</w:t>
+        <w:t>XXXX</w:t>
       </w:r>
       <w:r>
         <w:rPr>
@@ -9550,7 +9550,7 @@
           <w:highlight w:val="cyan"/>
           <w:lang w:eastAsia="en-US"/>
         </w:rPr>
-        <w:t>{fuente_anio}</w:t>
+        <w:t>XXXX</w:t>
       </w:r>
       <w:r>
         <w:rPr>
@@ -9975,7 +9975,7 @@
           <w:highlight w:val="cyan"/>
           <w:lang w:eastAsia="en-US"/>
         </w:rPr>
-        <w:t>{fuente_anio}</w:t>
+        <w:t>XXXX</w:t>
       </w:r>
       <w:r>
         <w:rPr>
@@ -10372,7 +10372,7 @@
           <w:highlight w:val="cyan"/>
           <w:lang w:eastAsia="en-US"/>
         </w:rPr>
-        <w:t>{fuente_anio}</w:t>
+        <w:t>XXXX</w:t>
       </w:r>
       <w:r>
         <w:rPr>
@@ -19304,7 +19304,7 @@
           <w:szCs w:val="20"/>
           <w:highlight w:val="cyan"/>
         </w:rPr>
-        <w:t>{fuente_anio}</w:t>
+        <w:t>XXXX</w:t>
       </w:r>
       <w:r>
         <w:rPr>
